--- a/homework/module-07-genetics-questions.docx
+++ b/homework/module-07-genetics-questions.docx
@@ -3,106 +3,169 @@
 <w:document xmlns:wpc="http://schemas.microsoft.com/office/word/2010/wordprocessingCanvas" xmlns:mo="http://schemas.microsoft.com/office/mac/office/2008/main" xmlns:mc="http://schemas.openxmlformats.org/markup-compatibility/2006" xmlns:mv="urn:schemas-microsoft-com:mac:vml" xmlns:o="urn:schemas-microsoft-com:office:office" xmlns:r="http://schemas.openxmlformats.org/officeDocument/2006/relationships" xmlns:m="http://schemas.openxmlformats.org/officeDocument/2006/math" xmlns:v="urn:schemas-microsoft-com:vml" xmlns:wp14="http://schemas.microsoft.com/office/word/2010/wordprocessingDrawing" xmlns:wp="http://schemas.openxmlformats.org/drawingml/2006/wordprocessingDrawing" xmlns:w10="urn:schemas-microsoft-com:office:word" xmlns:w="http://schemas.openxmlformats.org/wordprocessingml/2006/main" xmlns:w14="http://schemas.microsoft.com/office/word/2010/wordml" xmlns:wpg="http://schemas.microsoft.com/office/word/2010/wordprocessingGroup" xmlns:wpi="http://schemas.microsoft.com/office/word/2010/wordprocessingInk" xmlns:wne="http://schemas.microsoft.com/office/word/2006/wordml" xmlns:wps="http://schemas.microsoft.com/office/word/2010/wordprocessingShape" mc:Ignorable="w14 wp14">
   <w:body>
     <w:p>
+      <w:pPr>
+        <w:pStyle w:val="Heading1"/>
+      </w:pPr>
       <w:r>
         <w:t>Module 07: Genetics &amp; the Central Dogma — Study Questions</w:t>
       </w:r>
     </w:p>
     <w:p>
       <w:r>
+        <w:br/>
+      </w:r>
+      <w:r>
         <w:t>What are the four nucleotide bases found in DNA, and how do they pair with each other?</w:t>
       </w:r>
     </w:p>
     <w:p>
+      <w:r>
+        <w:br/>
+      </w:r>
       <w:r>
         <w:t>Describe the overall structure of a DNA molecule. What makes up the "backbone" and what makes up the "rungs"?</w:t>
       </w:r>
     </w:p>
     <w:p>
       <w:r>
+        <w:br/>
+      </w:r>
+      <w:r>
         <w:t>Why is DNA replication described as "semi-conservative"?</w:t>
       </w:r>
     </w:p>
     <w:p>
+      <w:r>
+        <w:br/>
+      </w:r>
       <w:r>
         <w:t>What is the role of each of the following enzymes in DNA replication: helicase, DNA polymerase, and ligase?</w:t>
       </w:r>
     </w:p>
     <w:p>
       <w:r>
+        <w:br/>
+      </w:r>
+      <w:r>
         <w:t>What is the central dogma of molecular biology? Summarize the flow of genetic information.</w:t>
       </w:r>
     </w:p>
     <w:p>
+      <w:r>
+        <w:br/>
+      </w:r>
       <w:r>
         <w:t>List three differences between DNA and RNA.</w:t>
       </w:r>
     </w:p>
     <w:p>
       <w:r>
+        <w:br/>
+      </w:r>
+      <w:r>
         <w:t>What is transcription, and where does it occur in the cell?</w:t>
       </w:r>
     </w:p>
     <w:p>
+      <w:r>
+        <w:br/>
+      </w:r>
       <w:r>
         <w:t>During transcription, what is the role of RNA polymerase?</w:t>
       </w:r>
     </w:p>
     <w:p>
       <w:r>
+        <w:br/>
+      </w:r>
+      <w:r>
         <w:t>If the template strand of DNA reads 3'–TAC AAG TTT GCA CCG ATT–5', what would the mRNA sequence be?</w:t>
       </w:r>
     </w:p>
     <w:p>
+      <w:r>
+        <w:br/>
+      </w:r>
       <w:r>
         <w:t>What is a codon? How many nucleotides does it contain?</w:t>
       </w:r>
     </w:p>
     <w:p>
       <w:r>
+        <w:br/>
+      </w:r>
+      <w:r>
         <w:t>What is the start codon, and what amino acid does it code for?</w:t>
       </w:r>
     </w:p>
     <w:p>
+      <w:r>
+        <w:br/>
+      </w:r>
       <w:r>
         <w:t>Name the three stop codons. What happens when a ribosome reaches a stop codon?</w:t>
       </w:r>
     </w:p>
     <w:p>
       <w:r>
+        <w:br/>
+      </w:r>
+      <w:r>
         <w:t>What does it mean that the genetic code is "degenerate" (redundant)?</w:t>
       </w:r>
     </w:p>
     <w:p>
+      <w:r>
+        <w:br/>
+      </w:r>
       <w:r>
         <w:t>What is translation, and where does it occur in the cell?</w:t>
       </w:r>
     </w:p>
     <w:p>
       <w:r>
+        <w:br/>
+      </w:r>
+      <w:r>
         <w:t>Describe the roles of mRNA, tRNA, and rRNA during translation.</w:t>
       </w:r>
     </w:p>
     <w:p>
+      <w:r>
+        <w:br/>
+      </w:r>
       <w:r>
         <w:t>What is an anticodon, and how does it relate to a codon?</w:t>
       </w:r>
     </w:p>
     <w:p>
       <w:r>
+        <w:br/>
+      </w:r>
+      <w:r>
         <w:t>Using a codon table, determine the amino acid sequence for the following mRNA: AUG–UUC–AAA–CGU–GGC–UAA.</w:t>
       </w:r>
     </w:p>
     <w:p>
+      <w:r>
+        <w:br/>
+      </w:r>
       <w:r>
         <w:t>What is a point mutation? Give an example of how a single base change can alter the protein produced.</w:t>
       </w:r>
     </w:p>
     <w:p>
       <w:r>
+        <w:br/>
+      </w:r>
+      <w:r>
         <w:t>How does sickle cell anemia illustrate the connection between a DNA mutation and a change in protein function?</w:t>
       </w:r>
     </w:p>
     <w:p>
+      <w:r>
+        <w:br/>
+      </w:r>
       <w:r>
         <w:t>Why is the central dogma sometimes called a "one-way street" of information flow? Are there any exceptions?</w:t>
       </w:r>
